--- a/АКАУНТИ-ИМЕЙЛ-ПАРОЛА.docx
+++ b/АКАУНТИ-ИМЕЙЛ-ПАРОЛА.docx
@@ -1350,70 +1350,77 @@
           <w:i w:val="false"/>
           <w:iCs w:val="false"/>
         </w:rPr>
-        <w:t xml:space="preserve">Стойност: </w:t>
+        <w:t xml:space="preserve">Стойност: виж съобщението, което ти пращам отделно в чата — </w:t>
+      </w:r>
+      <w:r>
+        <w:rPr>
+          <w:b/>
+          <w:bCs/>
+          <w:i w:val="false"/>
+          <w:iCs w:val="false"/>
+        </w:rPr>
+        <w:t xml:space="preserve">никога не я записвай в този файл или в друг файл, който после качваш в GitHub</w:t>
+      </w:r>
+      <w:r>
+        <w:rPr>
+          <w:b w:val="false"/>
+          <w:bCs w:val="false"/>
+          <w:i w:val="false"/>
+          <w:iCs w:val="false"/>
+        </w:rPr>
+        <w:t xml:space="preserve"> (репото е публично — всеки, който я вземе оттам, може да се представя за теб в приложението).</w:t>
+      </w:r>
+    </w:p>
+    <w:p>
+      <w:pPr>
+        <w:pStyle w:val="ListParagraph"/>
+        <w:numPr>
+          <w:ilvl w:val="0"/>
+          <w:numId w:val="1"/>
+        </w:numPr>
+        <w:spacing w:after="100" w:line="300"/>
+      </w:pPr>
+      <w:r>
+        <w:rPr>
+          <w:b w:val="false"/>
+          <w:bCs w:val="false"/>
+          <w:i w:val="false"/>
+          <w:iCs w:val="false"/>
+        </w:rPr>
+        <w:t xml:space="preserve">Тип: </w:t>
+      </w:r>
+      <w:r>
+        <w:rPr>
+          <w:b/>
+          <w:bCs/>
+          <w:i w:val="false"/>
+          <w:iCs w:val="false"/>
+        </w:rPr>
+        <w:t xml:space="preserve">Secret / Encrypt</w:t>
+      </w:r>
+    </w:p>
+    <w:p>
+      <w:pPr>
+        <w:spacing w:after="160" w:line="300"/>
+      </w:pPr>
+      <w:r>
+        <w:rPr>
+          <w:b w:val="false"/>
+          <w:bCs w:val="false"/>
+          <w:i w:val="false"/>
+          <w:iCs w:val="false"/>
+        </w:rPr>
+        <w:t xml:space="preserve">(Тя подписва „пропуска“, който доказва, че си влязъл — както </w:t>
       </w:r>
       <w:r>
         <w:rPr>
           <w:rFonts w:ascii="Consolas" w:cs="Consolas" w:eastAsia="Consolas" w:hAnsi="Consolas"/>
-          <w:b/>
-          <w:bCs/>
+          <w:b w:val="false"/>
+          <w:bCs w:val="false"/>
           <w:sz w:val="20"/>
           <w:szCs w:val="20"/>
           <w:shd w:fill="F2F2F2" w:val="clear"/>
         </w:rPr>
-        <w:t xml:space="preserve">05076e6dafeed1a8f03e2e12a07581212e8aa05514e041e8</w:t>
-      </w:r>
-    </w:p>
-    <w:p>
-      <w:pPr>
-        <w:pStyle w:val="ListParagraph"/>
-        <w:numPr>
-          <w:ilvl w:val="0"/>
-          <w:numId w:val="1"/>
-        </w:numPr>
-        <w:spacing w:after="100" w:line="300"/>
-      </w:pPr>
-      <w:r>
-        <w:rPr>
-          <w:b w:val="false"/>
-          <w:bCs w:val="false"/>
-          <w:i w:val="false"/>
-          <w:iCs w:val="false"/>
-        </w:rPr>
-        <w:t xml:space="preserve">Тип: </w:t>
-      </w:r>
-      <w:r>
-        <w:rPr>
-          <w:b/>
-          <w:bCs/>
-          <w:i w:val="false"/>
-          <w:iCs w:val="false"/>
-        </w:rPr>
-        <w:t xml:space="preserve">Secret / Encrypt</w:t>
-      </w:r>
-    </w:p>
-    <w:p>
-      <w:pPr>
-        <w:spacing w:after="160" w:line="300"/>
-      </w:pPr>
-      <w:r>
-        <w:rPr>
-          <w:b w:val="false"/>
-          <w:bCs w:val="false"/>
-          <w:i w:val="false"/>
-          <w:iCs w:val="false"/>
-        </w:rPr>
-        <w:t xml:space="preserve">(Тази стойност вече съм я сложил и в кода — не е нужно да я измисляш, просто я копираш точно както е тук. Тя подписва „пропуска“, който доказва, че си влязъл — както </w:t>
-      </w:r>
-      <w:r>
-        <w:rPr>
-          <w:rFonts w:ascii="Consolas" w:cs="Consolas" w:eastAsia="Consolas" w:hAnsi="Consolas"/>
-          <w:b w:val="false"/>
-          <w:bCs w:val="false"/>
-          <w:sz w:val="20"/>
-          <w:szCs w:val="20"/>
-          <w:shd w:fill="F2F2F2" w:val="clear"/>
-        </w:rPr>
         <w:t xml:space="preserve">APP_TOKEN</w:t>
       </w:r>
       <w:r>
@@ -1423,7 +1430,7 @@
           <w:i/>
           <w:iCs/>
         </w:rPr>
-        <w:t xml:space="preserve"> пази AI функциите.)</w:t>
+        <w:t xml:space="preserve"> пази AI функциите, само че тази е много по-чувствителна, защото директно отключва чужд акаунт.)</w:t>
       </w:r>
     </w:p>
     <w:p>
